--- a/Templates/delegation.docx
+++ b/Templates/delegation.docx
@@ -210,15 +210,33 @@
           <w:sz w:val="26"/>
           <w:szCs w:val="26"/>
         </w:rPr>
-        <w:t xml:space="preserve">       - Hôm nay, </w:t>
-      </w:r>
-      <w:r>
-        <w:rPr>
-          <w:rFonts w:cs="Times New Roman"/>
-          <w:sz w:val="26"/>
-          <w:szCs w:val="26"/>
-        </w:rPr>
-        <w:t xml:space="preserve"> ngày </w:t>
+        <w:t xml:space="preserve">       - Hôm </w:t>
+      </w:r>
+      <w:proofErr w:type="gramStart"/>
+      <w:r>
+        <w:rPr>
+          <w:rFonts w:cs="Times New Roman"/>
+          <w:sz w:val="26"/>
+          <w:szCs w:val="26"/>
+        </w:rPr>
+        <w:t xml:space="preserve">nay, </w:t>
+      </w:r>
+      <w:r>
+        <w:rPr>
+          <w:rFonts w:cs="Times New Roman"/>
+          <w:sz w:val="26"/>
+          <w:szCs w:val="26"/>
+        </w:rPr>
+        <w:t xml:space="preserve"> ngày</w:t>
+      </w:r>
+      <w:proofErr w:type="gramEnd"/>
+      <w:r>
+        <w:rPr>
+          <w:rFonts w:cs="Times New Roman"/>
+          <w:sz w:val="26"/>
+          <w:szCs w:val="26"/>
+        </w:rPr>
+        <w:t xml:space="preserve"> </w:t>
       </w:r>
       <w:r>
         <w:rPr>
@@ -388,7 +406,24 @@
           <w:sz w:val="26"/>
           <w:szCs w:val="26"/>
         </w:rPr>
-        <w:t>{{FullName1}}</w:t>
+        <w:t>{{FullName1</w:t>
+      </w:r>
+      <w:proofErr w:type="gramStart"/>
+      <w:r>
+        <w:rPr>
+          <w:rFonts w:cs="Times New Roman"/>
+          <w:sz w:val="26"/>
+          <w:szCs w:val="26"/>
+        </w:rPr>
+        <w:t>}}</w:t>
+      </w:r>
+      <w:r>
+        <w:rPr>
+          <w:rFonts w:cs="Times New Roman"/>
+          <w:sz w:val="26"/>
+          <w:szCs w:val="26"/>
+        </w:rPr>
+        <w:t xml:space="preserve">  </w:t>
       </w:r>
       <w:r>
         <w:rPr>
@@ -398,6 +433,7 @@
         </w:rPr>
         <w:t xml:space="preserve"> </w:t>
       </w:r>
+      <w:proofErr w:type="gramEnd"/>
       <w:r>
         <w:rPr>
           <w:rFonts w:cs="Times New Roman"/>
@@ -565,24 +601,34 @@
           <w:sz w:val="26"/>
           <w:szCs w:val="26"/>
         </w:rPr>
-        <w:t>{{FullName</w:t>
-      </w:r>
-      <w:r>
-        <w:rPr>
-          <w:rFonts w:cs="Times New Roman"/>
-          <w:sz w:val="26"/>
-          <w:szCs w:val="26"/>
-        </w:rPr>
-        <w:t>2</w:t>
-      </w:r>
-      <w:r>
-        <w:rPr>
-          <w:rFonts w:cs="Times New Roman"/>
-          <w:sz w:val="26"/>
-          <w:szCs w:val="26"/>
-        </w:rPr>
-        <w:t xml:space="preserve">}} </w:t>
-      </w:r>
+        <w:t>{{FullName2</w:t>
+      </w:r>
+      <w:proofErr w:type="gramStart"/>
+      <w:r>
+        <w:rPr>
+          <w:rFonts w:cs="Times New Roman"/>
+          <w:sz w:val="26"/>
+          <w:szCs w:val="26"/>
+        </w:rPr>
+        <w:t>}}</w:t>
+      </w:r>
+      <w:r>
+        <w:rPr>
+          <w:rFonts w:cs="Times New Roman"/>
+          <w:sz w:val="26"/>
+          <w:szCs w:val="26"/>
+        </w:rPr>
+        <w:t xml:space="preserve">  </w:t>
+      </w:r>
+      <w:r>
+        <w:rPr>
+          <w:rFonts w:cs="Times New Roman"/>
+          <w:sz w:val="26"/>
+          <w:szCs w:val="26"/>
+        </w:rPr>
+        <w:t xml:space="preserve"> </w:t>
+      </w:r>
+      <w:proofErr w:type="gramEnd"/>
       <w:r>
         <w:rPr>
           <w:rFonts w:cs="Times New Roman"/>
@@ -597,24 +643,184 @@
           <w:sz w:val="26"/>
           <w:szCs w:val="26"/>
         </w:rPr>
+        <w:t xml:space="preserve"> {{Dob2}}</w:t>
+      </w:r>
+    </w:p>
+    <w:p>
+      <w:pPr>
+        <w:spacing w:after="0" w:line="240" w:lineRule="auto"/>
+        <w:ind w:left="360"/>
+        <w:rPr>
+          <w:rFonts w:cs="Times New Roman"/>
+          <w:sz w:val="26"/>
+          <w:szCs w:val="26"/>
+        </w:rPr>
+      </w:pPr>
+      <w:r>
+        <w:rPr>
+          <w:rFonts w:cs="Times New Roman"/>
+          <w:sz w:val="26"/>
+          <w:szCs w:val="26"/>
+        </w:rPr>
+        <w:t xml:space="preserve"> Số</w:t>
+      </w:r>
+      <w:r>
+        <w:rPr>
+          <w:rFonts w:cs="Times New Roman"/>
+          <w:sz w:val="26"/>
+          <w:szCs w:val="26"/>
+        </w:rPr>
+        <w:t xml:space="preserve"> CCCD:</w:t>
+      </w:r>
+      <w:r>
+        <w:rPr>
+          <w:rFonts w:cs="Times New Roman"/>
+          <w:sz w:val="26"/>
+          <w:szCs w:val="26"/>
+        </w:rPr>
+        <w:t xml:space="preserve"> {{</w:t>
+      </w:r>
+      <w:r>
+        <w:rPr>
+          <w:rFonts w:cs="Times New Roman"/>
+          <w:sz w:val="26"/>
+          <w:szCs w:val="26"/>
+        </w:rPr>
+        <w:t>CccdNumber</w:t>
+      </w:r>
+      <w:r>
+        <w:rPr>
+          <w:rFonts w:cs="Times New Roman"/>
+          <w:sz w:val="26"/>
+          <w:szCs w:val="26"/>
+        </w:rPr>
+        <w:t>2}}</w:t>
+      </w:r>
+    </w:p>
+    <w:p>
+      <w:pPr>
+        <w:spacing w:after="0" w:line="240" w:lineRule="auto"/>
+        <w:ind w:left="360"/>
+        <w:rPr>
+          <w:rFonts w:cs="Times New Roman"/>
+          <w:sz w:val="26"/>
+          <w:szCs w:val="26"/>
+        </w:rPr>
+      </w:pPr>
+      <w:r>
+        <w:rPr>
+          <w:rFonts w:cs="Times New Roman"/>
+          <w:sz w:val="26"/>
+          <w:szCs w:val="26"/>
+        </w:rPr>
+        <w:t>Địa chỉ</w:t>
+      </w:r>
+      <w:r>
+        <w:rPr>
+          <w:rFonts w:cs="Times New Roman"/>
+          <w:sz w:val="26"/>
+          <w:szCs w:val="26"/>
+        </w:rPr>
+        <w:t>:</w:t>
+      </w:r>
+      <w:r>
+        <w:rPr>
+          <w:rFonts w:cs="Times New Roman"/>
+          <w:sz w:val="26"/>
+          <w:szCs w:val="26"/>
+        </w:rPr>
+        <w:t xml:space="preserve"> {{</w:t>
+      </w:r>
+      <w:r>
+        <w:rPr>
+          <w:rFonts w:cs="Times New Roman"/>
+          <w:sz w:val="26"/>
+          <w:szCs w:val="26"/>
+        </w:rPr>
+        <w:t>Address</w:t>
+      </w:r>
+      <w:r>
+        <w:rPr>
+          <w:rFonts w:cs="Times New Roman"/>
+          <w:sz w:val="26"/>
+          <w:szCs w:val="26"/>
+        </w:rPr>
+        <w:t>2}}</w:t>
+      </w:r>
+    </w:p>
+    <w:p>
+      <w:pPr>
+        <w:spacing w:after="0" w:line="240" w:lineRule="auto"/>
+        <w:ind w:left="360"/>
+        <w:rPr>
+          <w:rFonts w:cs="Times New Roman"/>
+          <w:sz w:val="26"/>
+          <w:szCs w:val="26"/>
+        </w:rPr>
+      </w:pPr>
+      <w:r>
+        <w:rPr>
+          <w:rFonts w:cs="Times New Roman"/>
+          <w:b/>
+          <w:sz w:val="26"/>
+          <w:szCs w:val="26"/>
+        </w:rPr>
+        <w:t>II. BÊN ĐƯỢC ỦY QUYỀN</w:t>
+      </w:r>
+    </w:p>
+    <w:p>
+      <w:pPr>
+        <w:spacing w:after="0" w:line="240" w:lineRule="auto"/>
+        <w:ind w:left="360"/>
+        <w:rPr>
+          <w:rFonts w:cs="Times New Roman"/>
+          <w:sz w:val="26"/>
+          <w:szCs w:val="26"/>
+        </w:rPr>
+      </w:pPr>
+      <w:r>
+        <w:rPr>
+          <w:rFonts w:cs="Times New Roman"/>
+          <w:sz w:val="26"/>
+          <w:szCs w:val="26"/>
+        </w:rPr>
+        <w:t>Họ</w:t>
+      </w:r>
+      <w:r>
+        <w:rPr>
+          <w:rFonts w:cs="Times New Roman"/>
+          <w:sz w:val="26"/>
+          <w:szCs w:val="26"/>
+        </w:rPr>
         <w:t xml:space="preserve"> </w:t>
       </w:r>
-      <w:r>
-        <w:rPr>
-          <w:rFonts w:cs="Times New Roman"/>
-          <w:sz w:val="26"/>
-          <w:szCs w:val="26"/>
-        </w:rPr>
-        <w:t>{{Dob</w:t>
-      </w:r>
-      <w:r>
-        <w:rPr>
-          <w:rFonts w:cs="Times New Roman"/>
-          <w:sz w:val="26"/>
-          <w:szCs w:val="26"/>
-        </w:rPr>
-        <w:t>2</w:t>
-      </w:r>
+      <w:proofErr w:type="gramStart"/>
+      <w:r>
+        <w:rPr>
+          <w:rFonts w:cs="Times New Roman"/>
+          <w:sz w:val="26"/>
+          <w:szCs w:val="26"/>
+        </w:rPr>
+        <w:t>tên :</w:t>
+      </w:r>
+      <w:proofErr w:type="gramEnd"/>
+      <w:r>
+        <w:rPr>
+          <w:rFonts w:cs="Times New Roman"/>
+          <w:sz w:val="26"/>
+          <w:szCs w:val="26"/>
+        </w:rPr>
+        <w:t xml:space="preserve"> </w:t>
+      </w:r>
+      <w:r>
+        <w:rPr>
+          <w:rFonts w:cs="Times New Roman"/>
+          <w:sz w:val="26"/>
+          <w:szCs w:val="26"/>
+        </w:rPr>
+        <w:t>{{FullName3</w:t>
+      </w:r>
+      <w:proofErr w:type="gramStart"/>
       <w:r>
         <w:rPr>
           <w:rFonts w:cs="Times New Roman"/>
@@ -623,6 +829,39 @@
         </w:rPr>
         <w:t>}}</w:t>
       </w:r>
+      <w:r>
+        <w:rPr>
+          <w:rFonts w:cs="Times New Roman"/>
+          <w:sz w:val="26"/>
+          <w:szCs w:val="26"/>
+        </w:rPr>
+        <w:t xml:space="preserve">  </w:t>
+      </w:r>
+      <w:r>
+        <w:rPr>
+          <w:rFonts w:cs="Times New Roman"/>
+          <w:sz w:val="26"/>
+          <w:szCs w:val="26"/>
+        </w:rPr>
+        <w:t xml:space="preserve"> </w:t>
+      </w:r>
+      <w:proofErr w:type="gramEnd"/>
+      <w:r>
+        <w:rPr>
+          <w:rFonts w:cs="Times New Roman"/>
+          <w:sz w:val="26"/>
+          <w:szCs w:val="26"/>
+        </w:rPr>
+        <w:t>sinh ngày</w:t>
+      </w:r>
+      <w:r>
+        <w:rPr>
+          <w:rFonts w:cs="Times New Roman"/>
+          <w:sz w:val="26"/>
+          <w:szCs w:val="26"/>
+        </w:rPr>
+        <w:t xml:space="preserve"> {{Dob3}}</w:t>
+      </w:r>
     </w:p>
     <w:p>
       <w:pPr>
@@ -648,15 +887,23 @@
           <w:sz w:val="26"/>
           <w:szCs w:val="26"/>
         </w:rPr>
-        <w:t xml:space="preserve"> CCCD:</w:t>
-      </w:r>
-      <w:r>
-        <w:rPr>
-          <w:rFonts w:cs="Times New Roman"/>
-          <w:sz w:val="26"/>
-          <w:szCs w:val="26"/>
-        </w:rPr>
-        <w:t xml:space="preserve"> </w:t>
+        <w:t xml:space="preserve"> C</w:t>
+      </w:r>
+      <w:r>
+        <w:rPr>
+          <w:rFonts w:cs="Times New Roman"/>
+          <w:sz w:val="26"/>
+          <w:szCs w:val="26"/>
+        </w:rPr>
+        <w:t>CCD</w:t>
+      </w:r>
+      <w:r>
+        <w:rPr>
+          <w:rFonts w:cs="Times New Roman"/>
+          <w:sz w:val="26"/>
+          <w:szCs w:val="26"/>
+        </w:rPr>
+        <w:t xml:space="preserve">: </w:t>
       </w:r>
       <w:r>
         <w:rPr>
@@ -680,15 +927,7 @@
           <w:sz w:val="26"/>
           <w:szCs w:val="26"/>
         </w:rPr>
-        <w:t>2</w:t>
-      </w:r>
-      <w:r>
-        <w:rPr>
-          <w:rFonts w:cs="Times New Roman"/>
-          <w:sz w:val="26"/>
-          <w:szCs w:val="26"/>
-        </w:rPr>
-        <w:t>}}</w:t>
+        <w:t>3}}</w:t>
       </w:r>
     </w:p>
     <w:p>
@@ -707,31 +946,15 @@
           <w:sz w:val="26"/>
           <w:szCs w:val="26"/>
         </w:rPr>
-        <w:t>Địa chỉ</w:t>
-      </w:r>
-      <w:r>
-        <w:rPr>
-          <w:rFonts w:cs="Times New Roman"/>
-          <w:sz w:val="26"/>
-          <w:szCs w:val="26"/>
-        </w:rPr>
-        <w:t>:</w:t>
-      </w:r>
-      <w:r>
-        <w:rPr>
-          <w:rFonts w:cs="Times New Roman"/>
-          <w:sz w:val="26"/>
-          <w:szCs w:val="26"/>
-        </w:rPr>
-        <w:t xml:space="preserve"> </w:t>
-      </w:r>
-      <w:r>
-        <w:rPr>
-          <w:rFonts w:cs="Times New Roman"/>
-          <w:sz w:val="26"/>
-          <w:szCs w:val="26"/>
-        </w:rPr>
-        <w:t>{{</w:t>
+        <w:t>Địa chỉ:</w:t>
+      </w:r>
+      <w:r>
+        <w:rPr>
+          <w:rFonts w:cs="Times New Roman"/>
+          <w:sz w:val="26"/>
+          <w:szCs w:val="26"/>
+        </w:rPr>
+        <w:t xml:space="preserve"> {{</w:t>
       </w:r>
       <w:r>
         <w:rPr>
@@ -747,260 +970,7 @@
           <w:sz w:val="26"/>
           <w:szCs w:val="26"/>
         </w:rPr>
-        <w:t>2</w:t>
-      </w:r>
-      <w:r>
-        <w:rPr>
-          <w:rFonts w:cs="Times New Roman"/>
-          <w:sz w:val="26"/>
-          <w:szCs w:val="26"/>
-        </w:rPr>
-        <w:t>}}</w:t>
-      </w:r>
-    </w:p>
-    <w:p>
-      <w:pPr>
-        <w:spacing w:after="0" w:line="240" w:lineRule="auto"/>
-        <w:ind w:left="360"/>
-        <w:rPr>
-          <w:rFonts w:cs="Times New Roman"/>
-          <w:sz w:val="26"/>
-          <w:szCs w:val="26"/>
-        </w:rPr>
-      </w:pPr>
-      <w:r>
-        <w:rPr>
-          <w:rFonts w:cs="Times New Roman"/>
-          <w:b/>
-          <w:sz w:val="26"/>
-          <w:szCs w:val="26"/>
-        </w:rPr>
-        <w:t>II. BÊN ĐƯỢC ỦY QUYỀN</w:t>
-      </w:r>
-    </w:p>
-    <w:p>
-      <w:pPr>
-        <w:spacing w:after="0" w:line="240" w:lineRule="auto"/>
-        <w:ind w:left="360"/>
-        <w:rPr>
-          <w:rFonts w:cs="Times New Roman"/>
-          <w:sz w:val="26"/>
-          <w:szCs w:val="26"/>
-        </w:rPr>
-      </w:pPr>
-      <w:r>
-        <w:rPr>
-          <w:rFonts w:cs="Times New Roman"/>
-          <w:sz w:val="26"/>
-          <w:szCs w:val="26"/>
-        </w:rPr>
-        <w:t>Họ</w:t>
-      </w:r>
-      <w:r>
-        <w:rPr>
-          <w:rFonts w:cs="Times New Roman"/>
-          <w:sz w:val="26"/>
-          <w:szCs w:val="26"/>
-        </w:rPr>
-        <w:t xml:space="preserve"> tên : </w:t>
-      </w:r>
-      <w:r>
-        <w:rPr>
-          <w:rFonts w:cs="Times New Roman"/>
-          <w:sz w:val="26"/>
-          <w:szCs w:val="26"/>
-        </w:rPr>
-        <w:t>{{FullName</w:t>
-      </w:r>
-      <w:r>
-        <w:rPr>
-          <w:rFonts w:cs="Times New Roman"/>
-          <w:sz w:val="26"/>
-          <w:szCs w:val="26"/>
-        </w:rPr>
-        <w:t>3</w:t>
-      </w:r>
-      <w:r>
-        <w:rPr>
-          <w:rFonts w:cs="Times New Roman"/>
-          <w:sz w:val="26"/>
-          <w:szCs w:val="26"/>
-        </w:rPr>
-        <w:t xml:space="preserve">}} </w:t>
-      </w:r>
-      <w:r>
-        <w:rPr>
-          <w:rFonts w:cs="Times New Roman"/>
-          <w:sz w:val="26"/>
-          <w:szCs w:val="26"/>
-        </w:rPr>
-        <w:t>sinh ngày</w:t>
-      </w:r>
-      <w:r>
-        <w:rPr>
-          <w:rFonts w:cs="Times New Roman"/>
-          <w:sz w:val="26"/>
-          <w:szCs w:val="26"/>
-        </w:rPr>
-        <w:t xml:space="preserve"> </w:t>
-      </w:r>
-      <w:r>
-        <w:rPr>
-          <w:rFonts w:cs="Times New Roman"/>
-          <w:sz w:val="26"/>
-          <w:szCs w:val="26"/>
-        </w:rPr>
-        <w:t>{{Dob</w:t>
-      </w:r>
-      <w:r>
-        <w:rPr>
-          <w:rFonts w:cs="Times New Roman"/>
-          <w:sz w:val="26"/>
-          <w:szCs w:val="26"/>
-        </w:rPr>
-        <w:t>3</w:t>
-      </w:r>
-      <w:r>
-        <w:rPr>
-          <w:rFonts w:cs="Times New Roman"/>
-          <w:sz w:val="26"/>
-          <w:szCs w:val="26"/>
-        </w:rPr>
-        <w:t>}}</w:t>
-      </w:r>
-    </w:p>
-    <w:p>
-      <w:pPr>
-        <w:spacing w:after="0" w:line="240" w:lineRule="auto"/>
-        <w:ind w:left="360"/>
-        <w:rPr>
-          <w:rFonts w:cs="Times New Roman"/>
-          <w:sz w:val="26"/>
-          <w:szCs w:val="26"/>
-        </w:rPr>
-      </w:pPr>
-      <w:r>
-        <w:rPr>
-          <w:rFonts w:cs="Times New Roman"/>
-          <w:sz w:val="26"/>
-          <w:szCs w:val="26"/>
-        </w:rPr>
-        <w:t xml:space="preserve"> Số</w:t>
-      </w:r>
-      <w:r>
-        <w:rPr>
-          <w:rFonts w:cs="Times New Roman"/>
-          <w:sz w:val="26"/>
-          <w:szCs w:val="26"/>
-        </w:rPr>
-        <w:t xml:space="preserve"> C</w:t>
-      </w:r>
-      <w:r>
-        <w:rPr>
-          <w:rFonts w:cs="Times New Roman"/>
-          <w:sz w:val="26"/>
-          <w:szCs w:val="26"/>
-        </w:rPr>
-        <w:t>CCD</w:t>
-      </w:r>
-      <w:r>
-        <w:rPr>
-          <w:rFonts w:cs="Times New Roman"/>
-          <w:sz w:val="26"/>
-          <w:szCs w:val="26"/>
-        </w:rPr>
-        <w:t xml:space="preserve">: </w:t>
-      </w:r>
-      <w:r>
-        <w:rPr>
-          <w:rFonts w:cs="Times New Roman"/>
-          <w:sz w:val="26"/>
-          <w:szCs w:val="26"/>
-        </w:rPr>
-        <w:t>{{</w:t>
-      </w:r>
-      <w:r>
-        <w:rPr>
-          <w:rFonts w:cs="Times New Roman"/>
-          <w:sz w:val="26"/>
-          <w:szCs w:val="26"/>
-        </w:rPr>
-        <w:t>CccdNumber</w:t>
-      </w:r>
-      <w:r>
-        <w:rPr>
-          <w:rFonts w:cs="Times New Roman"/>
-          <w:sz w:val="26"/>
-          <w:szCs w:val="26"/>
-        </w:rPr>
-        <w:t>3</w:t>
-      </w:r>
-      <w:r>
-        <w:rPr>
-          <w:rFonts w:cs="Times New Roman"/>
-          <w:sz w:val="26"/>
-          <w:szCs w:val="26"/>
-        </w:rPr>
-        <w:t>}}</w:t>
-      </w:r>
-    </w:p>
-    <w:p>
-      <w:pPr>
-        <w:spacing w:after="0" w:line="240" w:lineRule="auto"/>
-        <w:ind w:left="360"/>
-        <w:rPr>
-          <w:rFonts w:cs="Times New Roman"/>
-          <w:sz w:val="26"/>
-          <w:szCs w:val="26"/>
-        </w:rPr>
-      </w:pPr>
-      <w:r>
-        <w:rPr>
-          <w:rFonts w:cs="Times New Roman"/>
-          <w:sz w:val="26"/>
-          <w:szCs w:val="26"/>
-        </w:rPr>
-        <w:t>Địa chỉ:</w:t>
-      </w:r>
-      <w:r>
-        <w:rPr>
-          <w:rFonts w:cs="Times New Roman"/>
-          <w:sz w:val="26"/>
-          <w:szCs w:val="26"/>
-        </w:rPr>
-        <w:t xml:space="preserve"> </w:t>
-      </w:r>
-      <w:r>
-        <w:rPr>
-          <w:rFonts w:cs="Times New Roman"/>
-          <w:sz w:val="26"/>
-          <w:szCs w:val="26"/>
-        </w:rPr>
-        <w:t>{{</w:t>
-      </w:r>
-      <w:r>
-        <w:rPr>
-          <w:rFonts w:cs="Times New Roman"/>
-          <w:sz w:val="26"/>
-          <w:szCs w:val="26"/>
-        </w:rPr>
-        <w:t>Address</w:t>
-      </w:r>
-      <w:r>
-        <w:rPr>
-          <w:rFonts w:cs="Times New Roman"/>
-          <w:sz w:val="26"/>
-          <w:szCs w:val="26"/>
-        </w:rPr>
-        <w:t>3</w:t>
-      </w:r>
-      <w:r>
-        <w:rPr>
-          <w:rFonts w:cs="Times New Roman"/>
-          <w:sz w:val="26"/>
-          <w:szCs w:val="26"/>
-        </w:rPr>
-        <w:t>}}</w:t>
+        <w:t>3}}</w:t>
       </w:r>
     </w:p>
     <w:p>
@@ -1827,6 +1797,7 @@
   <w:style w:type="character" w:default="1" w:styleId="DefaultParagraphFont">
     <w:name w:val="Default Paragraph Font"/>
     <w:uiPriority w:val="1"/>
+    <w:semiHidden/>
     <w:unhideWhenUsed/>
   </w:style>
   <w:style w:type="table" w:default="1" w:styleId="TableNormal">
